--- a/Bronnen/Bronnen.docx
+++ b/Bronnen/Bronnen.docx
@@ -4,14 +4,8 @@
   <w:body>
     <w:sdt>
       <w:sdtPr>
-        <w:rPr>
-          <w:lang w:val="en-GB"/>
-        </w:rPr>
-        <w:id w:val="213092892"/>
-        <w:docPartObj>
-          <w:docPartGallery w:val="Bibliographies"/>
-          <w:docPartUnique/>
-        </w:docPartObj>
+        <w:id w:val="2108219303"/>
+        <w:bibliography/>
       </w:sdtPr>
       <w:sdtEndPr>
         <w:rPr>
@@ -19,142 +13,527 @@
           <w:color w:val="auto"/>
           <w:sz w:val="22"/>
           <w:szCs w:val="22"/>
-          <w:lang w:val="nl-NL"/>
         </w:rPr>
       </w:sdtEndPr>
       <w:sdtContent>
         <w:p>
           <w:pPr>
-            <w:pStyle w:val="Kop1"/>
+            <w:pStyle w:val="Kop2"/>
           </w:pPr>
           <w:r>
-            <w:rPr>
-              <w:lang w:val="en-GB"/>
-            </w:rPr>
-            <w:t>Bibliography</w:t>
+            <w:t>Bronnenlijst</w:t>
           </w:r>
         </w:p>
-        <w:sdt>
-          <w:sdtPr>
-            <w:id w:val="111145805"/>
-            <w:bibliography/>
-          </w:sdtPr>
-          <w:sdtContent>
-            <w:p>
-              <w:pPr>
-                <w:pStyle w:val="Bibliografie"/>
-                <w:ind w:left="720" w:hanging="720"/>
-                <w:rPr>
-                  <w:noProof/>
-                  <w:kern w:val="0"/>
-                  <w:sz w:val="24"/>
-                  <w:szCs w:val="24"/>
-                  <w14:ligatures w14:val="none"/>
-                </w:rPr>
-              </w:pPr>
-              <w:r>
-                <w:fldChar w:fldCharType="begin"/>
-              </w:r>
-              <w:r>
-                <w:instrText>BIBLIOGRAPHY</w:instrText>
-              </w:r>
-              <w:r>
-                <w:fldChar w:fldCharType="separate"/>
-              </w:r>
-              <w:r>
-                <w:rPr>
-                  <w:noProof/>
-                </w:rPr>
-                <w:t xml:space="preserve">Afifa Shafiq, H. S. (2025, Juni). </w:t>
-              </w:r>
-              <w:r>
-                <w:rPr>
-                  <w:i/>
-                  <w:iCs/>
-                  <w:noProof/>
-                </w:rPr>
-                <w:t>Folate receptor-mediated targeting strategies for potential management &amp; treatment of rheumatoid arthritis</w:t>
-              </w:r>
-              <w:r>
-                <w:rPr>
-                  <w:noProof/>
-                </w:rPr>
-                <w:t>. Retrieved from ScienceDirect: https://www.sciencedirect.com/science/article/abs/pii/S1773224725003193?casa_token</w:t>
-              </w:r>
-            </w:p>
-            <w:p>
-              <w:pPr>
-                <w:pStyle w:val="Bibliografie"/>
-                <w:ind w:left="720" w:hanging="720"/>
-                <w:rPr>
-                  <w:noProof/>
-                </w:rPr>
-              </w:pPr>
-              <w:r>
-                <w:rPr>
-                  <w:noProof/>
-                </w:rPr>
-                <w:t xml:space="preserve">Andrei-Flavius Radu, S. G. (2022, Oktober 23). </w:t>
-              </w:r>
-              <w:r>
-                <w:rPr>
-                  <w:i/>
-                  <w:iCs/>
-                  <w:noProof/>
-                </w:rPr>
-                <w:t>Management of Rheumatoid Arthritis: An Overview</w:t>
-              </w:r>
-              <w:r>
-                <w:rPr>
-                  <w:noProof/>
-                </w:rPr>
-                <w:t>. Retrieved from PubMed: https://pubmed.ncbi.nlm.nih.gov/34831081/</w:t>
-              </w:r>
-            </w:p>
-            <w:p>
-              <w:pPr>
-                <w:pStyle w:val="Bibliografie"/>
-                <w:ind w:left="720" w:hanging="720"/>
-                <w:rPr>
-                  <w:noProof/>
-                </w:rPr>
-              </w:pPr>
-              <w:r>
-                <w:rPr>
-                  <w:noProof/>
-                </w:rPr>
-                <w:t xml:space="preserve">Ellen M Gravallese, G. S. (2023, Februari 09). </w:t>
-              </w:r>
-              <w:r>
-                <w:rPr>
-                  <w:i/>
-                  <w:iCs/>
-                  <w:noProof/>
-                </w:rPr>
-                <w:t>Rheumatoid Arthritis - Common Origins, Divergent Mechanisms</w:t>
-              </w:r>
-              <w:r>
-                <w:rPr>
-                  <w:noProof/>
-                </w:rPr>
-                <w:t>. Retrieved from PubMed: https://pubmed.ncbi.nlm.nih.gov/36780677/</w:t>
-              </w:r>
-            </w:p>
-            <w:p>
-              <w:r>
-                <w:rPr>
-                  <w:b/>
-                  <w:bCs/>
-                </w:rPr>
-                <w:fldChar w:fldCharType="end"/>
-              </w:r>
-            </w:p>
-          </w:sdtContent>
-        </w:sdt>
+        <w:p>
+          <w:pPr>
+            <w:pStyle w:val="Bibliografie"/>
+            <w:ind w:left="720" w:hanging="720"/>
+            <w:rPr>
+              <w:noProof/>
+              <w:kern w:val="0"/>
+              <w:sz w:val="24"/>
+              <w:szCs w:val="24"/>
+              <w14:ligatures w14:val="none"/>
+            </w:rPr>
+          </w:pPr>
+          <w:r>
+            <w:fldChar w:fldCharType="begin"/>
+          </w:r>
+          <w:r>
+            <w:instrText>BIBLIOGRAPHY</w:instrText>
+          </w:r>
+          <w:r>
+            <w:fldChar w:fldCharType="separate"/>
+          </w:r>
+          <w:r>
+            <w:rPr>
+              <w:noProof/>
+            </w:rPr>
+            <w:t xml:space="preserve">Afifa Shafiq, H. S. (2025, Juni). </w:t>
+          </w:r>
+          <w:r>
+            <w:rPr>
+              <w:i/>
+              <w:iCs/>
+              <w:noProof/>
+            </w:rPr>
+            <w:t>Folate receptor-mediated targeting strategies for potential management &amp; treatment of rheumatoid arthritis</w:t>
+          </w:r>
+          <w:r>
+            <w:rPr>
+              <w:noProof/>
+            </w:rPr>
+            <w:t>. Retrieved from ScienceDirect: https://www.sciencedirect.com/science/article/abs/pii/S1773224725003193?casa_token</w:t>
+          </w:r>
+        </w:p>
+        <w:p>
+          <w:pPr>
+            <w:pStyle w:val="Bibliografie"/>
+            <w:ind w:left="720" w:hanging="720"/>
+            <w:rPr>
+              <w:noProof/>
+            </w:rPr>
+          </w:pPr>
+          <w:r>
+            <w:rPr>
+              <w:noProof/>
+            </w:rPr>
+            <w:t xml:space="preserve">Alexander Platzer, T. N. (2019, Juli 25). </w:t>
+          </w:r>
+          <w:r>
+            <w:rPr>
+              <w:i/>
+              <w:iCs/>
+              <w:noProof/>
+            </w:rPr>
+            <w:t>Analysis of gene expression in rheumatoid arthritis and related conditions offers insights into sex-bias, gene biotypes and co-expression patterns</w:t>
+          </w:r>
+          <w:r>
+            <w:rPr>
+              <w:noProof/>
+            </w:rPr>
+            <w:t>. Retrieved from PubMed: https://pubmed.ncbi.nlm.nih.gov/31344123/</w:t>
+          </w:r>
+        </w:p>
+        <w:p>
+          <w:pPr>
+            <w:pStyle w:val="Bibliografie"/>
+            <w:ind w:left="720" w:hanging="720"/>
+            <w:rPr>
+              <w:noProof/>
+            </w:rPr>
+          </w:pPr>
+          <w:r>
+            <w:rPr>
+              <w:noProof/>
+            </w:rPr>
+            <w:t xml:space="preserve">Alice M. Walsh, M. D. (2017, September 1). </w:t>
+          </w:r>
+          <w:r>
+            <w:rPr>
+              <w:i/>
+              <w:iCs/>
+              <w:noProof/>
+            </w:rPr>
+            <w:t>Triple DMARD treatment in early rheumatoid arthritis modulates synovial T cell activation and plasmablast/plasma cell differentiation pathways</w:t>
+          </w:r>
+          <w:r>
+            <w:rPr>
+              <w:noProof/>
+            </w:rPr>
+            <w:t>. Retrieved from PLOS One: https://journals.plos.org/plosone/article?id=10.1371/journal.pone.0183928</w:t>
+          </w:r>
+        </w:p>
+        <w:p>
+          <w:pPr>
+            <w:pStyle w:val="Bibliografie"/>
+            <w:ind w:left="720" w:hanging="720"/>
+            <w:rPr>
+              <w:noProof/>
+            </w:rPr>
+          </w:pPr>
+          <w:r>
+            <w:rPr>
+              <w:noProof/>
+            </w:rPr>
+            <w:t xml:space="preserve">Andrei-Flavius Radu, S. G. (2022, Oktober 23). </w:t>
+          </w:r>
+          <w:r>
+            <w:rPr>
+              <w:i/>
+              <w:iCs/>
+              <w:noProof/>
+            </w:rPr>
+            <w:t>Management of Rheumatoid Arthritis: An Overview</w:t>
+          </w:r>
+          <w:r>
+            <w:rPr>
+              <w:noProof/>
+            </w:rPr>
+            <w:t>. Retrieved from PubMed: https://pubmed.ncbi.nlm.nih.gov/34831081/</w:t>
+          </w:r>
+        </w:p>
+        <w:p>
+          <w:pPr>
+            <w:pStyle w:val="Bibliografie"/>
+            <w:ind w:left="720" w:hanging="720"/>
+            <w:rPr>
+              <w:noProof/>
+            </w:rPr>
+          </w:pPr>
+          <w:r>
+            <w:rPr>
+              <w:noProof/>
+            </w:rPr>
+            <w:t xml:space="preserve">Bauerle, L. (2024, Mei 01). </w:t>
+          </w:r>
+          <w:r>
+            <w:rPr>
+              <w:i/>
+              <w:iCs/>
+              <w:noProof/>
+            </w:rPr>
+            <w:t>The Role of B Cell Activation State and Sex in Aryl Hydrocarbon</w:t>
+          </w:r>
+          <w:r>
+            <w:rPr>
+              <w:noProof/>
+            </w:rPr>
+            <w:t>. Retrieved from UNCO: https://digscholarship.unco.edu/theses/304/</w:t>
+          </w:r>
+        </w:p>
+        <w:p>
+          <w:pPr>
+            <w:pStyle w:val="Bibliografie"/>
+            <w:ind w:left="720" w:hanging="720"/>
+            <w:rPr>
+              <w:noProof/>
+            </w:rPr>
+          </w:pPr>
+          <w:r>
+            <w:rPr>
+              <w:noProof/>
+            </w:rPr>
+            <w:t xml:space="preserve">Cristian Roberto Smulski, H. E. (2018, Oktober 08). </w:t>
+          </w:r>
+          <w:r>
+            <w:rPr>
+              <w:i/>
+              <w:iCs/>
+              <w:noProof/>
+            </w:rPr>
+            <w:t>BAFF and BAFF-Receptor in B Cell Selection and Survival</w:t>
+          </w:r>
+          <w:r>
+            <w:rPr>
+              <w:noProof/>
+            </w:rPr>
+            <w:t>. Retrieved from PubMed: https://pubmed.ncbi.nlm.nih.gov/30349534/</w:t>
+          </w:r>
+        </w:p>
+        <w:p>
+          <w:pPr>
+            <w:pStyle w:val="Bibliografie"/>
+            <w:ind w:left="720" w:hanging="720"/>
+            <w:rPr>
+              <w:noProof/>
+            </w:rPr>
+          </w:pPr>
+          <w:r>
+            <w:rPr>
+              <w:noProof/>
+            </w:rPr>
+            <w:t xml:space="preserve">Ellen M Gravallese, G. S. (2023, Februari 09). </w:t>
+          </w:r>
+          <w:r>
+            <w:rPr>
+              <w:i/>
+              <w:iCs/>
+              <w:noProof/>
+            </w:rPr>
+            <w:t>Rheumatoid Arthritis - Common Origins, Divergent Mechanisms</w:t>
+          </w:r>
+          <w:r>
+            <w:rPr>
+              <w:noProof/>
+            </w:rPr>
+            <w:t>. Retrieved from PubMed: https://pubmed.ncbi.nlm.nih.gov/36780677/</w:t>
+          </w:r>
+        </w:p>
+        <w:p>
+          <w:pPr>
+            <w:pStyle w:val="Bibliografie"/>
+            <w:ind w:left="720" w:hanging="720"/>
+            <w:rPr>
+              <w:noProof/>
+            </w:rPr>
+          </w:pPr>
+          <w:r>
+            <w:rPr>
+              <w:noProof/>
+            </w:rPr>
+            <w:t xml:space="preserve">Jiale Lv, P. H. (2025, Juni 21). </w:t>
+          </w:r>
+          <w:r>
+            <w:rPr>
+              <w:i/>
+              <w:iCs/>
+              <w:noProof/>
+            </w:rPr>
+            <w:t>Role of the intestinal flora-immunity axis in the pathogenesis of rheumatoid arthritis-mechanisms regulating short-chain fatty acids and Th17/Treg homeostasis</w:t>
+          </w:r>
+          <w:r>
+            <w:rPr>
+              <w:noProof/>
+            </w:rPr>
+            <w:t>. Retrieved from PubMed: https://pubmed.ncbi.nlm.nih.gov/40544212/</w:t>
+          </w:r>
+        </w:p>
+        <w:p>
+          <w:pPr>
+            <w:pStyle w:val="Bibliografie"/>
+            <w:ind w:left="720" w:hanging="720"/>
+            <w:rPr>
+              <w:noProof/>
+            </w:rPr>
+          </w:pPr>
+          <w:r>
+            <w:rPr>
+              <w:noProof/>
+            </w:rPr>
+            <w:t xml:space="preserve">Kris Demuynck, D. v. (2013). </w:t>
+          </w:r>
+          <w:r>
+            <w:rPr>
+              <w:i/>
+              <w:iCs/>
+              <w:noProof/>
+            </w:rPr>
+            <w:t>Dataframe</w:t>
+          </w:r>
+          <w:r>
+            <w:rPr>
+              <w:noProof/>
+            </w:rPr>
+            <w:t>. Retrieved from ScienceDirect: https://www.sciencedirect.com/topics/mathematics/dataframe</w:t>
+          </w:r>
+        </w:p>
+        <w:p>
+          <w:pPr>
+            <w:pStyle w:val="Bibliografie"/>
+            <w:ind w:left="720" w:hanging="720"/>
+            <w:rPr>
+              <w:noProof/>
+            </w:rPr>
+          </w:pPr>
+          <w:r>
+            <w:rPr>
+              <w:noProof/>
+            </w:rPr>
+            <w:t xml:space="preserve">Matthew D Young, M. J. (2010, Februari 4). </w:t>
+          </w:r>
+          <w:r>
+            <w:rPr>
+              <w:i/>
+              <w:iCs/>
+              <w:noProof/>
+            </w:rPr>
+            <w:t>Gene ontology analysis for RNA-seq: accounting for selection bias</w:t>
+          </w:r>
+          <w:r>
+            <w:rPr>
+              <w:noProof/>
+            </w:rPr>
+            <w:t>. Retrieved from PubMed: https://pmc.ncbi.nlm.nih.gov/articles/PMC2872874/</w:t>
+          </w:r>
+        </w:p>
+        <w:p>
+          <w:pPr>
+            <w:pStyle w:val="Bibliografie"/>
+            <w:ind w:left="720" w:hanging="720"/>
+            <w:rPr>
+              <w:noProof/>
+            </w:rPr>
+          </w:pPr>
+          <w:r>
+            <w:rPr>
+              <w:noProof/>
+            </w:rPr>
+            <w:t xml:space="preserve">Michael I Love, W. H. (2014). </w:t>
+          </w:r>
+          <w:r>
+            <w:rPr>
+              <w:i/>
+              <w:iCs/>
+              <w:noProof/>
+            </w:rPr>
+            <w:t>Moderated estimation of fold change and dispersion for RNA-seq data with DESeq2</w:t>
+          </w:r>
+          <w:r>
+            <w:rPr>
+              <w:noProof/>
+            </w:rPr>
+            <w:t>. Retrieved from PubMed: https://pubmed.ncbi.nlm.nih.gov/25516281/</w:t>
+          </w:r>
+        </w:p>
+        <w:p>
+          <w:pPr>
+            <w:pStyle w:val="Bibliografie"/>
+            <w:ind w:left="720" w:hanging="720"/>
+            <w:rPr>
+              <w:noProof/>
+            </w:rPr>
+          </w:pPr>
+          <w:r>
+            <w:rPr>
+              <w:noProof/>
+            </w:rPr>
+            <w:t xml:space="preserve">N L Harris, F. R. (1999, Augustus 01). </w:t>
+          </w:r>
+          <w:r>
+            <w:rPr>
+              <w:i/>
+              <w:iCs/>
+              <w:noProof/>
+            </w:rPr>
+            <w:t>The role of B7 costimulation in T-cell immunity</w:t>
+          </w:r>
+          <w:r>
+            <w:rPr>
+              <w:noProof/>
+            </w:rPr>
+            <w:t>. Retrieved from PubMed: https://pubmed.ncbi.nlm.nih.gov/10457196/</w:t>
+          </w:r>
+        </w:p>
+        <w:p>
+          <w:pPr>
+            <w:pStyle w:val="Bibliografie"/>
+            <w:ind w:left="720" w:hanging="720"/>
+            <w:rPr>
+              <w:noProof/>
+            </w:rPr>
+          </w:pPr>
+          <w:r>
+            <w:rPr>
+              <w:noProof/>
+            </w:rPr>
+            <w:t xml:space="preserve">O’Connell, T. M. (2025, Juni 23). </w:t>
+          </w:r>
+          <w:r>
+            <w:rPr>
+              <w:i/>
+              <w:iCs/>
+              <w:noProof/>
+            </w:rPr>
+            <w:t>Pathway Volcano: an interactive tool for pathway guided visualization of differential expression data</w:t>
+          </w:r>
+          <w:r>
+            <w:rPr>
+              <w:noProof/>
+            </w:rPr>
+            <w:t>. Retrieved from OXFORD ACADEMIC: https://academic.oup.com/bioinformatics/article/41/7/btaf367/8171986</w:t>
+          </w:r>
+        </w:p>
+        <w:p>
+          <w:pPr>
+            <w:pStyle w:val="Bibliografie"/>
+            <w:ind w:left="720" w:hanging="720"/>
+            <w:rPr>
+              <w:noProof/>
+            </w:rPr>
+          </w:pPr>
+          <w:r>
+            <w:rPr>
+              <w:noProof/>
+            </w:rPr>
+            <w:t xml:space="preserve">Weijun Luo, C. B. (2013, Juni 04). </w:t>
+          </w:r>
+          <w:r>
+            <w:rPr>
+              <w:i/>
+              <w:iCs/>
+              <w:noProof/>
+            </w:rPr>
+            <w:t>Pathview: an R/Bioconductor package for pathway-based data integration and visualization</w:t>
+          </w:r>
+          <w:r>
+            <w:rPr>
+              <w:noProof/>
+            </w:rPr>
+            <w:t>. Retrieved from PubMed: https://pmc.ncbi.nlm.nih.gov/articles/PMC3702256/</w:t>
+          </w:r>
+        </w:p>
+        <w:p>
+          <w:pPr>
+            <w:pStyle w:val="Bibliografie"/>
+            <w:ind w:left="720" w:hanging="720"/>
+            <w:rPr>
+              <w:noProof/>
+            </w:rPr>
+          </w:pPr>
+          <w:r>
+            <w:rPr>
+              <w:noProof/>
+            </w:rPr>
+            <w:lastRenderedPageBreak/>
+            <w:t xml:space="preserve">Yang Liao, G. K. (2019, Mei 07). </w:t>
+          </w:r>
+          <w:r>
+            <w:rPr>
+              <w:i/>
+              <w:iCs/>
+              <w:noProof/>
+            </w:rPr>
+            <w:t>The R package Rsubread is easier, faster, cheaper and better for alignment and quantification of RNA sequencing reads</w:t>
+          </w:r>
+          <w:r>
+            <w:rPr>
+              <w:noProof/>
+            </w:rPr>
+            <w:t>. Retrieved from PubMed: https://pubmed.ncbi.nlm.nih.gov/30783653/</w:t>
+          </w:r>
+        </w:p>
+        <w:p>
+          <w:pPr>
+            <w:pStyle w:val="Bibliografie"/>
+            <w:ind w:left="720" w:hanging="720"/>
+            <w:rPr>
+              <w:noProof/>
+            </w:rPr>
+          </w:pPr>
+          <w:r>
+            <w:rPr>
+              <w:noProof/>
+            </w:rPr>
+            <w:t xml:space="preserve">Yanxia Guo, A. M.-A. (2017, Juni 1). </w:t>
+          </w:r>
+          <w:r>
+            <w:rPr>
+              <w:i/>
+              <w:iCs/>
+              <w:noProof/>
+            </w:rPr>
+            <w:t>CD40L-Dependent Pathway Is Active at Various Stages of Rheumatoid Arthritis Disease Progression</w:t>
+          </w:r>
+          <w:r>
+            <w:rPr>
+              <w:noProof/>
+            </w:rPr>
+            <w:t>. Retrieved from The Journal of Immunology: https://academic.oup.com/jimmunol/article-abstract/198/11/4490/7955345?</w:t>
+          </w:r>
+        </w:p>
+        <w:p>
+          <w:r>
+            <w:rPr>
+              <w:b/>
+              <w:bCs/>
+            </w:rPr>
+            <w:fldChar w:fldCharType="end"/>
+          </w:r>
+        </w:p>
       </w:sdtContent>
     </w:sdt>
     <w:p/>
+    <w:p/>
+    <w:p>
+      <w:pPr>
+        <w:tabs>
+          <w:tab w:val="left" w:pos="1248"/>
+        </w:tabs>
+        <w:rPr>
+          <w:lang w:val="en-GB"/>
+        </w:rPr>
+      </w:pPr>
+    </w:p>
+    <w:p>
+      <w:pPr>
+        <w:tabs>
+          <w:tab w:val="left" w:pos="1248"/>
+        </w:tabs>
+      </w:pPr>
+    </w:p>
     <w:sectPr>
+      <w:headerReference w:type="default" r:id="rId7"/>
       <w:pgSz w:w="11906" w:h="16838"/>
       <w:pgMar w:top="1417" w:right="1417" w:bottom="1417" w:left="1417" w:header="708" w:footer="708" w:gutter="0"/>
       <w:cols w:space="708"/>
@@ -162,6 +541,66 @@
     </w:sectPr>
   </w:body>
 </w:document>
+</file>
+
+<file path=word/endnotes.xml><?xml version="1.0" encoding="utf-8"?>
+<w:endnotes xmlns:wpc="http://schemas.microsoft.com/office/word/2010/wordprocessingCanvas" xmlns:cx="http://schemas.microsoft.com/office/drawing/2014/chartex" xmlns:cx1="http://schemas.microsoft.com/office/drawing/2015/9/8/chartex" xmlns:cx2="http://schemas.microsoft.com/office/drawing/2015/10/21/chartex" xmlns:cx3="http://schemas.microsoft.com/office/drawing/2016/5/9/chartex" xmlns:cx4="http://schemas.microsoft.com/office/drawing/2016/5/10/chartex" xmlns:cx5="http://schemas.microsoft.com/office/drawing/2016/5/11/chartex" xmlns:cx6="http://schemas.microsoft.com/office/drawing/2016/5/12/chartex" xmlns:cx7="http://schemas.microsoft.com/office/drawing/2016/5/13/chartex" xmlns:cx8="http://schemas.microsoft.com/office/drawing/2016/5/14/chartex" xmlns:mc="http://schemas.openxmlformats.org/markup-compatibility/2006" xmlns:aink="http://schemas.microsoft.com/office/drawing/2016/ink" xmlns:am3d="http://schemas.microsoft.com/office/drawing/2017/model3d" xmlns:o="urn:schemas-microsoft-com:office:office" xmlns:oel="http://schemas.microsoft.com/office/2019/extlst" xmlns:r="http://schemas.openxmlformats.org/officeDocument/2006/relationships" xmlns:m="http://schemas.openxmlformats.org/officeDocument/2006/math" xmlns:v="urn:schemas-microsoft-com:vml" xmlns:wp14="http://schemas.microsoft.com/office/word/2010/wordprocessingDrawing" xmlns:wp="http://schemas.openxmlformats.org/drawingml/2006/wordprocessingDrawing" xmlns:w10="urn:schemas-microsoft-com:office:word" xmlns:w="http://schemas.openxmlformats.org/wordprocessingml/2006/main" xmlns:w14="http://schemas.microsoft.com/office/word/2010/wordml" xmlns:w15="http://schemas.microsoft.com/office/word/2012/wordml" xmlns:w16cex="http://schemas.microsoft.com/office/word/2018/wordml/cex" xmlns:w16cid="http://schemas.microsoft.com/office/word/2016/wordml/cid" xmlns:w16="http://schemas.microsoft.com/office/word/2018/wordml" xmlns:w16du="http://schemas.microsoft.com/office/word/2023/wordml/word16du" xmlns:w16sdtdh="http://schemas.microsoft.com/office/word/2020/wordml/sdtdatahash" xmlns:w16sdtfl="http://schemas.microsoft.com/office/word/2024/wordml/sdtformatlock" xmlns:w16se="http://schemas.microsoft.com/office/word/2015/wordml/symex" xmlns:wpg="http://schemas.microsoft.com/office/word/2010/wordprocessingGroup" xmlns:wpi="http://schemas.microsoft.com/office/word/2010/wordprocessingInk" xmlns:wne="http://schemas.microsoft.com/office/word/2006/wordml" xmlns:wps="http://schemas.microsoft.com/office/word/2010/wordprocessingShape" mc:Ignorable="w14 w15 w16se w16cid w16 w16cex w16sdtdh w16sdtfl w16du wp14">
+  <w:endnote w:type="separator" w:id="-1">
+    <w:p>
+      <w:pPr>
+        <w:spacing w:after="0" w:line="240" w:lineRule="auto"/>
+      </w:pPr>
+      <w:r>
+        <w:separator/>
+      </w:r>
+    </w:p>
+  </w:endnote>
+  <w:endnote w:type="continuationSeparator" w:id="0">
+    <w:p>
+      <w:pPr>
+        <w:spacing w:after="0" w:line="240" w:lineRule="auto"/>
+      </w:pPr>
+      <w:r>
+        <w:continuationSeparator/>
+      </w:r>
+    </w:p>
+  </w:endnote>
+</w:endnotes>
+</file>
+
+<file path=word/footnotes.xml><?xml version="1.0" encoding="utf-8"?>
+<w:footnotes xmlns:wpc="http://schemas.microsoft.com/office/word/2010/wordprocessingCanvas" xmlns:cx="http://schemas.microsoft.com/office/drawing/2014/chartex" xmlns:cx1="http://schemas.microsoft.com/office/drawing/2015/9/8/chartex" xmlns:cx2="http://schemas.microsoft.com/office/drawing/2015/10/21/chartex" xmlns:cx3="http://schemas.microsoft.com/office/drawing/2016/5/9/chartex" xmlns:cx4="http://schemas.microsoft.com/office/drawing/2016/5/10/chartex" xmlns:cx5="http://schemas.microsoft.com/office/drawing/2016/5/11/chartex" xmlns:cx6="http://schemas.microsoft.com/office/drawing/2016/5/12/chartex" xmlns:cx7="http://schemas.microsoft.com/office/drawing/2016/5/13/chartex" xmlns:cx8="http://schemas.microsoft.com/office/drawing/2016/5/14/chartex" xmlns:mc="http://schemas.openxmlformats.org/markup-compatibility/2006" xmlns:aink="http://schemas.microsoft.com/office/drawing/2016/ink" xmlns:am3d="http://schemas.microsoft.com/office/drawing/2017/model3d" xmlns:o="urn:schemas-microsoft-com:office:office" xmlns:oel="http://schemas.microsoft.com/office/2019/extlst" xmlns:r="http://schemas.openxmlformats.org/officeDocument/2006/relationships" xmlns:m="http://schemas.openxmlformats.org/officeDocument/2006/math" xmlns:v="urn:schemas-microsoft-com:vml" xmlns:wp14="http://schemas.microsoft.com/office/word/2010/wordprocessingDrawing" xmlns:wp="http://schemas.openxmlformats.org/drawingml/2006/wordprocessingDrawing" xmlns:w10="urn:schemas-microsoft-com:office:word" xmlns:w="http://schemas.openxmlformats.org/wordprocessingml/2006/main" xmlns:w14="http://schemas.microsoft.com/office/word/2010/wordml" xmlns:w15="http://schemas.microsoft.com/office/word/2012/wordml" xmlns:w16cex="http://schemas.microsoft.com/office/word/2018/wordml/cex" xmlns:w16cid="http://schemas.microsoft.com/office/word/2016/wordml/cid" xmlns:w16="http://schemas.microsoft.com/office/word/2018/wordml" xmlns:w16du="http://schemas.microsoft.com/office/word/2023/wordml/word16du" xmlns:w16sdtdh="http://schemas.microsoft.com/office/word/2020/wordml/sdtdatahash" xmlns:w16sdtfl="http://schemas.microsoft.com/office/word/2024/wordml/sdtformatlock" xmlns:w16se="http://schemas.microsoft.com/office/word/2015/wordml/symex" xmlns:wpg="http://schemas.microsoft.com/office/word/2010/wordprocessingGroup" xmlns:wpi="http://schemas.microsoft.com/office/word/2010/wordprocessingInk" xmlns:wne="http://schemas.microsoft.com/office/word/2006/wordml" xmlns:wps="http://schemas.microsoft.com/office/word/2010/wordprocessingShape" mc:Ignorable="w14 w15 w16se w16cid w16 w16cex w16sdtdh w16sdtfl w16du wp14">
+  <w:footnote w:type="separator" w:id="-1">
+    <w:p>
+      <w:pPr>
+        <w:spacing w:after="0" w:line="240" w:lineRule="auto"/>
+      </w:pPr>
+      <w:r>
+        <w:separator/>
+      </w:r>
+    </w:p>
+  </w:footnote>
+  <w:footnote w:type="continuationSeparator" w:id="0">
+    <w:p>
+      <w:pPr>
+        <w:spacing w:after="0" w:line="240" w:lineRule="auto"/>
+      </w:pPr>
+      <w:r>
+        <w:continuationSeparator/>
+      </w:r>
+    </w:p>
+  </w:footnote>
+</w:footnotes>
+</file>
+
+<file path=word/header1.xml><?xml version="1.0" encoding="utf-8"?>
+<w:hdr xmlns:wpc="http://schemas.microsoft.com/office/word/2010/wordprocessingCanvas" xmlns:cx="http://schemas.microsoft.com/office/drawing/2014/chartex" xmlns:cx1="http://schemas.microsoft.com/office/drawing/2015/9/8/chartex" xmlns:cx2="http://schemas.microsoft.com/office/drawing/2015/10/21/chartex" xmlns:cx3="http://schemas.microsoft.com/office/drawing/2016/5/9/chartex" xmlns:cx4="http://schemas.microsoft.com/office/drawing/2016/5/10/chartex" xmlns:cx5="http://schemas.microsoft.com/office/drawing/2016/5/11/chartex" xmlns:cx6="http://schemas.microsoft.com/office/drawing/2016/5/12/chartex" xmlns:cx7="http://schemas.microsoft.com/office/drawing/2016/5/13/chartex" xmlns:cx8="http://schemas.microsoft.com/office/drawing/2016/5/14/chartex" xmlns:mc="http://schemas.openxmlformats.org/markup-compatibility/2006" xmlns:aink="http://schemas.microsoft.com/office/drawing/2016/ink" xmlns:am3d="http://schemas.microsoft.com/office/drawing/2017/model3d" xmlns:o="urn:schemas-microsoft-com:office:office" xmlns:oel="http://schemas.microsoft.com/office/2019/extlst" xmlns:r="http://schemas.openxmlformats.org/officeDocument/2006/relationships" xmlns:m="http://schemas.openxmlformats.org/officeDocument/2006/math" xmlns:v="urn:schemas-microsoft-com:vml" xmlns:wp14="http://schemas.microsoft.com/office/word/2010/wordprocessingDrawing" xmlns:wp="http://schemas.openxmlformats.org/drawingml/2006/wordprocessingDrawing" xmlns:w10="urn:schemas-microsoft-com:office:word" xmlns:w="http://schemas.openxmlformats.org/wordprocessingml/2006/main" xmlns:w14="http://schemas.microsoft.com/office/word/2010/wordml" xmlns:w15="http://schemas.microsoft.com/office/word/2012/wordml" xmlns:w16cex="http://schemas.microsoft.com/office/word/2018/wordml/cex" xmlns:w16cid="http://schemas.microsoft.com/office/word/2016/wordml/cid" xmlns:w16="http://schemas.microsoft.com/office/word/2018/wordml" xmlns:w16du="http://schemas.microsoft.com/office/word/2023/wordml/word16du" xmlns:w16sdtdh="http://schemas.microsoft.com/office/word/2020/wordml/sdtdatahash" xmlns:w16sdtfl="http://schemas.microsoft.com/office/word/2024/wordml/sdtformatlock" xmlns:w16se="http://schemas.microsoft.com/office/word/2015/wordml/symex" xmlns:wpg="http://schemas.microsoft.com/office/word/2010/wordprocessingGroup" xmlns:wpi="http://schemas.microsoft.com/office/word/2010/wordprocessingInk" xmlns:wne="http://schemas.microsoft.com/office/word/2006/wordml" xmlns:wps="http://schemas.microsoft.com/office/word/2010/wordprocessingShape" mc:Ignorable="w14 w15 w16se w16cid w16 w16cex w16sdtdh w16sdtfl w16du wp14">
+  <w:p>
+    <w:pPr>
+      <w:pStyle w:val="Koptekst"/>
+    </w:pPr>
+  </w:p>
+</w:hdr>
 </file>
 
 <file path=word/styles.xml><?xml version="1.0" encoding="utf-8"?>
@@ -564,6 +1003,7 @@
   <w:style w:type="paragraph" w:default="1" w:styleId="Standaard">
     <w:name w:val="Normal"/>
     <w:qFormat/>
+    <w:rsid w:val="006A4F91"/>
     <w:rPr>
       <w:lang w:val="nl-NL"/>
     </w:rPr>
@@ -595,7 +1035,6 @@
     <w:next w:val="Standaard"/>
     <w:link w:val="Kop2Char"/>
     <w:uiPriority w:val="9"/>
-    <w:semiHidden/>
     <w:unhideWhenUsed/>
     <w:qFormat/>
     <w:rsid w:val="003D0B17"/>
@@ -770,7 +1209,6 @@
   <w:style w:type="character" w:default="1" w:styleId="Standaardalinea-lettertype">
     <w:name w:val="Default Paragraph Font"/>
     <w:uiPriority w:val="1"/>
-    <w:semiHidden/>
     <w:unhideWhenUsed/>
   </w:style>
   <w:style w:type="table" w:default="1" w:styleId="Standaardtabel">
@@ -813,7 +1251,6 @@
     <w:basedOn w:val="Standaardalinea-lettertype"/>
     <w:link w:val="Kop2"/>
     <w:uiPriority w:val="9"/>
-    <w:semiHidden/>
     <w:rsid w:val="003D0B17"/>
     <w:rPr>
       <w:rFonts w:asciiTheme="majorHAnsi" w:eastAsiaTheme="majorEastAsia" w:hAnsiTheme="majorHAnsi" w:cstheme="majorBidi"/>
@@ -1104,6 +1541,92 @@
     <w:uiPriority w:val="37"/>
     <w:unhideWhenUsed/>
     <w:rsid w:val="00213CF4"/>
+  </w:style>
+  <w:style w:type="paragraph" w:styleId="Normaalweb">
+    <w:name w:val="Normal (Web)"/>
+    <w:basedOn w:val="Standaard"/>
+    <w:uiPriority w:val="99"/>
+    <w:semiHidden/>
+    <w:unhideWhenUsed/>
+    <w:rsid w:val="006A4F91"/>
+    <w:rPr>
+      <w:rFonts w:ascii="Times New Roman" w:hAnsi="Times New Roman" w:cs="Times New Roman"/>
+      <w:sz w:val="24"/>
+      <w:szCs w:val="24"/>
+    </w:rPr>
+  </w:style>
+  <w:style w:type="character" w:styleId="Hyperlink">
+    <w:name w:val="Hyperlink"/>
+    <w:basedOn w:val="Standaardalinea-lettertype"/>
+    <w:uiPriority w:val="99"/>
+    <w:unhideWhenUsed/>
+    <w:rsid w:val="006A4F91"/>
+    <w:rPr>
+      <w:color w:val="467886" w:themeColor="hyperlink"/>
+      <w:u w:val="single"/>
+    </w:rPr>
+  </w:style>
+  <w:style w:type="character" w:styleId="Onopgelostemelding">
+    <w:name w:val="Unresolved Mention"/>
+    <w:basedOn w:val="Standaardalinea-lettertype"/>
+    <w:uiPriority w:val="99"/>
+    <w:semiHidden/>
+    <w:unhideWhenUsed/>
+    <w:rsid w:val="006A4F91"/>
+    <w:rPr>
+      <w:color w:val="605E5C"/>
+      <w:shd w:val="clear" w:color="auto" w:fill="E1DFDD"/>
+    </w:rPr>
+  </w:style>
+  <w:style w:type="paragraph" w:styleId="Koptekst">
+    <w:name w:val="header"/>
+    <w:basedOn w:val="Standaard"/>
+    <w:link w:val="KoptekstChar"/>
+    <w:uiPriority w:val="99"/>
+    <w:unhideWhenUsed/>
+    <w:rsid w:val="006A4F91"/>
+    <w:pPr>
+      <w:tabs>
+        <w:tab w:val="center" w:pos="4536"/>
+        <w:tab w:val="right" w:pos="9072"/>
+      </w:tabs>
+      <w:spacing w:after="0" w:line="240" w:lineRule="auto"/>
+    </w:pPr>
+  </w:style>
+  <w:style w:type="character" w:customStyle="1" w:styleId="KoptekstChar">
+    <w:name w:val="Koptekst Char"/>
+    <w:basedOn w:val="Standaardalinea-lettertype"/>
+    <w:link w:val="Koptekst"/>
+    <w:uiPriority w:val="99"/>
+    <w:rsid w:val="006A4F91"/>
+    <w:rPr>
+      <w:lang w:val="nl-NL"/>
+    </w:rPr>
+  </w:style>
+  <w:style w:type="paragraph" w:styleId="Voettekst">
+    <w:name w:val="footer"/>
+    <w:basedOn w:val="Standaard"/>
+    <w:link w:val="VoettekstChar"/>
+    <w:uiPriority w:val="99"/>
+    <w:unhideWhenUsed/>
+    <w:rsid w:val="006A4F91"/>
+    <w:pPr>
+      <w:tabs>
+        <w:tab w:val="center" w:pos="4536"/>
+        <w:tab w:val="right" w:pos="9072"/>
+      </w:tabs>
+      <w:spacing w:after="0" w:line="240" w:lineRule="auto"/>
+    </w:pPr>
+  </w:style>
+  <w:style w:type="character" w:customStyle="1" w:styleId="VoettekstChar">
+    <w:name w:val="Voettekst Char"/>
+    <w:basedOn w:val="Standaardalinea-lettertype"/>
+    <w:link w:val="Voettekst"/>
+    <w:uiPriority w:val="99"/>
+    <w:rsid w:val="006A4F91"/>
+    <w:rPr>
+      <w:lang w:val="nl-NL"/>
+    </w:rPr>
   </w:style>
 </w:styles>
 </file>
@@ -1426,7 +1949,7 @@
     <b:Month>Oktober</b:Month>
     <b:Day>23</b:Day>
     <b:URL>https://pubmed.ncbi.nlm.nih.gov/34831081/</b:URL>
-    <b:RefOrder>1</b:RefOrder>
+    <b:RefOrder>13</b:RefOrder>
   </b:Source>
   <b:Source>
     <b:Tag>Afi25</b:Tag>
@@ -1448,7 +1971,7 @@
     <b:Year>2025</b:Year>
     <b:Month>Juni</b:Month>
     <b:URL>https://www.sciencedirect.com/science/article/abs/pii/S1773224725003193?casa_token</b:URL>
-    <b:RefOrder>2</b:RefOrder>
+    <b:RefOrder>14</b:RefOrder>
   </b:Source>
   <b:Source>
     <b:Tag>Ell23</b:Tag>
@@ -1471,13 +1994,307 @@
     <b:Month>Februari</b:Month>
     <b:Day>09</b:Day>
     <b:URL>https://pubmed.ncbi.nlm.nih.gov/36780677/</b:URL>
+    <b:RefOrder>15</b:RefOrder>
+  </b:Source>
+  <b:Source>
+    <b:Tag>Ali17</b:Tag>
+    <b:SourceType>InternetSite</b:SourceType>
+    <b:Guid>{4B8E12C6-D67F-4910-9167-A97828780018}</b:Guid>
+    <b:Author>
+      <b:Author>
+        <b:NameList>
+          <b:Person>
+            <b:Last>Alice M. Walsh</b:Last>
+            <b:First>Mihir</b:First>
+            <b:Middle>D. Wechalekar,Yanxia Guo,Xuefeng Yin,Helen Weedon,Susanna M. Proudman, Malcolm D. Smith ,Sunil Nagpal</b:Middle>
+          </b:Person>
+        </b:NameList>
+      </b:Author>
+    </b:Author>
+    <b:Title>Triple DMARD treatment in early rheumatoid arthritis modulates synovial T cell activation and plasmablast/plasma cell differentiation pathways</b:Title>
+    <b:InternetSiteTitle>PLOS One</b:InternetSiteTitle>
+    <b:Year>2017</b:Year>
+    <b:Month>September</b:Month>
+    <b:Day>1</b:Day>
+    <b:URL>https://journals.plos.org/plosone/article?id=10.1371/journal.pone.0183928</b:URL>
+    <b:RefOrder>1</b:RefOrder>
+  </b:Source>
+  <b:Source>
+    <b:Tag>Yan17</b:Tag>
+    <b:SourceType>InternetSite</b:SourceType>
+    <b:Guid>{39C8B50E-55B8-4908-B937-35C1A7B46E1F}</b:Guid>
+    <b:Author>
+      <b:Author>
+        <b:NameList>
+          <b:Person>
+            <b:Last>Yanxia Guo</b:Last>
+            <b:First>Alice</b:First>
+            <b:Middle>M Walsh , Ursula Fearon , Malcolm D Smith , Mihir D Wechalekar , Xuefeng Yin , Suzanne Cole , Carl Orr , Trudy McGarry , Mary Canavan , Stephan Kelly , Tai-An Lin , Xuejun Liu , Susanna M Proudman , Douglas J Veale , Costantino Pitzalis</b:Middle>
+          </b:Person>
+        </b:NameList>
+      </b:Author>
+    </b:Author>
+    <b:Title>CD40L-Dependent Pathway Is Active at Various Stages of Rheumatoid Arthritis Disease Progression</b:Title>
+    <b:InternetSiteTitle>The Journal of Immunology</b:InternetSiteTitle>
+    <b:Year>2017</b:Year>
+    <b:Month>Juni</b:Month>
+    <b:Day>1</b:Day>
+    <b:URL>https://academic.oup.com/jimmunol/article-abstract/198/11/4490/7955345?</b:URL>
+    <b:RefOrder>2</b:RefOrder>
+  </b:Source>
+  <b:Source>
+    <b:Tag>Ale19</b:Tag>
+    <b:SourceType>InternetSite</b:SourceType>
+    <b:Guid>{A4E1B624-C633-4FA0-B36E-438AEA2AFBEB}</b:Guid>
+    <b:Author>
+      <b:Author>
+        <b:NameList>
+          <b:Person>
+            <b:Last>Alexander Platzer</b:Last>
+            <b:First>Thomas</b:First>
+            <b:Middle>Nussbaumer, Thomas Karonitsch , Josef S Smolen , Daniel Aletaha</b:Middle>
+          </b:Person>
+        </b:NameList>
+      </b:Author>
+    </b:Author>
+    <b:Title>Analysis of gene expression in rheumatoid arthritis and related conditions offers insights into sex-bias, gene biotypes and co-expression patterns</b:Title>
+    <b:InternetSiteTitle>PubMed</b:InternetSiteTitle>
+    <b:Year>2019</b:Year>
+    <b:Month>Juli</b:Month>
+    <b:Day>25</b:Day>
+    <b:URL>https://pubmed.ncbi.nlm.nih.gov/31344123/</b:URL>
     <b:RefOrder>3</b:RefOrder>
+  </b:Source>
+  <b:Source>
+    <b:Tag>Jia25</b:Tag>
+    <b:SourceType>InternetSite</b:SourceType>
+    <b:Guid>{BF47814B-3AA6-4D61-BA3D-DFCFEC8974EA}</b:Guid>
+    <b:Author>
+      <b:Author>
+        <b:NameList>
+          <b:Person>
+            <b:Last>Jiale Lv</b:Last>
+            <b:First>Pandeng</b:First>
+            <b:Middle>Hao, Yang Zhou, Tao Liu, Liquan Wang, Chao Song, Zhenlong Wang, Zhongchao Liu, Yong Liu</b:Middle>
+          </b:Person>
+        </b:NameList>
+      </b:Author>
+    </b:Author>
+    <b:Title>Role of the intestinal flora-immunity axis in the pathogenesis of rheumatoid arthritis-mechanisms regulating short-chain fatty acids and Th17/Treg homeostasis</b:Title>
+    <b:InternetSiteTitle>PubMed</b:InternetSiteTitle>
+    <b:Year>2025</b:Year>
+    <b:Month>Juni</b:Month>
+    <b:Day>21</b:Day>
+    <b:URL>https://pubmed.ncbi.nlm.nih.gov/40544212/</b:URL>
+    <b:RefOrder>4</b:RefOrder>
+  </b:Source>
+  <b:Source>
+    <b:Tag>Yan19</b:Tag>
+    <b:SourceType>InternetSite</b:SourceType>
+    <b:Guid>{017C55DF-7C53-4834-9B55-D2E9495AB84B}</b:Guid>
+    <b:Author>
+      <b:Author>
+        <b:NameList>
+          <b:Person>
+            <b:Last>Yang Liao</b:Last>
+            <b:First>Gordon</b:First>
+            <b:Middle>K Smyth, Wei Shi</b:Middle>
+          </b:Person>
+        </b:NameList>
+      </b:Author>
+    </b:Author>
+    <b:Title>The R package Rsubread is easier, faster, cheaper and better for alignment and quantification of RNA sequencing reads</b:Title>
+    <b:InternetSiteTitle>PubMed</b:InternetSiteTitle>
+    <b:Year>2019</b:Year>
+    <b:Month>Mei</b:Month>
+    <b:Day>07</b:Day>
+    <b:URL>https://pubmed.ncbi.nlm.nih.gov/30783653/</b:URL>
+    <b:RefOrder>5</b:RefOrder>
+  </b:Source>
+  <b:Source>
+    <b:Tag>Mic14</b:Tag>
+    <b:SourceType>InternetSite</b:SourceType>
+    <b:Guid>{040E82C8-23E6-4D26-B166-7A3468989087}</b:Guid>
+    <b:Author>
+      <b:Author>
+        <b:NameList>
+          <b:Person>
+            <b:Last>Michael I Love</b:Last>
+            <b:First>Wolfgang</b:First>
+            <b:Middle>Huber, Simon Anders</b:Middle>
+          </b:Person>
+        </b:NameList>
+      </b:Author>
+    </b:Author>
+    <b:Title>Moderated estimation of fold change and dispersion for RNA-seq data with DESeq2</b:Title>
+    <b:InternetSiteTitle>PubMed</b:InternetSiteTitle>
+    <b:Year>2014</b:Year>
+    <b:URL>https://pubmed.ncbi.nlm.nih.gov/25516281/</b:URL>
+    <b:RefOrder>6</b:RefOrder>
+  </b:Source>
+  <b:Source>
+    <b:Tag>Mat10</b:Tag>
+    <b:SourceType>InternetSite</b:SourceType>
+    <b:Guid>{6C5C555B-C90F-4D53-A2CB-6777042AC6DA}</b:Guid>
+    <b:Author>
+      <b:Author>
+        <b:NameList>
+          <b:Person>
+            <b:Last>Matthew D Young</b:Last>
+            <b:First>Matthew</b:First>
+            <b:Middle>J Wakefield, Gordon K Smyth, Alicia Oshlack</b:Middle>
+          </b:Person>
+        </b:NameList>
+      </b:Author>
+    </b:Author>
+    <b:Title>Gene ontology analysis for RNA-seq: accounting for selection bias</b:Title>
+    <b:InternetSiteTitle>PubMed</b:InternetSiteTitle>
+    <b:Year>2010</b:Year>
+    <b:Month>Februari</b:Month>
+    <b:Day>4</b:Day>
+    <b:URL>https://pmc.ncbi.nlm.nih.gov/articles/PMC2872874/</b:URL>
+    <b:RefOrder>7</b:RefOrder>
+  </b:Source>
+  <b:Source>
+    <b:Tag>Wei13</b:Tag>
+    <b:SourceType>InternetSite</b:SourceType>
+    <b:Guid>{F94E180D-9CD2-4D50-8E85-7776F2E5F84F}</b:Guid>
+    <b:Author>
+      <b:Author>
+        <b:NameList>
+          <b:Person>
+            <b:Last>Weijun Luo</b:Last>
+            <b:First>Cory</b:First>
+            <b:Middle>Brouwer</b:Middle>
+          </b:Person>
+        </b:NameList>
+      </b:Author>
+    </b:Author>
+    <b:Title>Pathview: an R/Bioconductor package for pathway-based data integration and visualization</b:Title>
+    <b:InternetSiteTitle>PubMed</b:InternetSiteTitle>
+    <b:Year>2013</b:Year>
+    <b:Month>Juni</b:Month>
+    <b:Day>04</b:Day>
+    <b:URL>https://pmc.ncbi.nlm.nih.gov/articles/PMC3702256/</b:URL>
+    <b:RefOrder>8</b:RefOrder>
+  </b:Source>
+  <b:Source>
+    <b:Tag>Kri13</b:Tag>
+    <b:SourceType>InternetSite</b:SourceType>
+    <b:Guid>{DFC2C423-9DB6-40BD-A2B3-0852E676CA71}</b:Guid>
+    <b:Author>
+      <b:Author>
+        <b:NameList>
+          <b:Person>
+            <b:Last>Kris Demuynck</b:Last>
+            <b:First>Dirk</b:First>
+            <b:Middle>van Compernolle</b:Middle>
+          </b:Person>
+        </b:NameList>
+      </b:Author>
+    </b:Author>
+    <b:Title>Dataframe</b:Title>
+    <b:InternetSiteTitle>ScienceDirect</b:InternetSiteTitle>
+    <b:Year>2013</b:Year>
+    <b:URL>https://www.sciencedirect.com/topics/mathematics/dataframe</b:URL>
+    <b:RefOrder>9</b:RefOrder>
+  </b:Source>
+  <b:Source>
+    <b:Tag>Tho25</b:Tag>
+    <b:SourceType>InternetSite</b:SourceType>
+    <b:Guid>{D7387AD6-BB06-432D-856F-7688EEDA14B5}</b:Guid>
+    <b:Author>
+      <b:Author>
+        <b:NameList>
+          <b:Person>
+            <b:Last>O’Connell</b:Last>
+            <b:First>Thomas</b:First>
+            <b:Middle>M</b:Middle>
+          </b:Person>
+        </b:NameList>
+      </b:Author>
+    </b:Author>
+    <b:Title>Pathway Volcano: an interactive tool for pathway guided visualization of differential expression data</b:Title>
+    <b:InternetSiteTitle>OXFORD ACADEMIC</b:InternetSiteTitle>
+    <b:Year>2025</b:Year>
+    <b:Month>Juni</b:Month>
+    <b:Day>23</b:Day>
+    <b:URL>https://academic.oup.com/bioinformatics/article/41/7/btaf367/8171986</b:URL>
+    <b:RefOrder>10</b:RefOrder>
+  </b:Source>
+  <b:Source>
+    <b:Tag>NLH99</b:Tag>
+    <b:SourceType>InternetSite</b:SourceType>
+    <b:Guid>{F00EBB65-F031-443C-B85F-48EA0CE9AA81}</b:Guid>
+    <b:Author>
+      <b:Author>
+        <b:NameList>
+          <b:Person>
+            <b:Last>N L Harris</b:Last>
+            <b:First>F</b:First>
+            <b:Middle>Ronchese</b:Middle>
+          </b:Person>
+        </b:NameList>
+      </b:Author>
+    </b:Author>
+    <b:Title>The role of B7 costimulation in T-cell immunity</b:Title>
+    <b:InternetSiteTitle>PubMed</b:InternetSiteTitle>
+    <b:Year>1999</b:Year>
+    <b:Month>Augustus</b:Month>
+    <b:Day>01</b:Day>
+    <b:URL>https://pubmed.ncbi.nlm.nih.gov/10457196/</b:URL>
+    <b:RefOrder>11</b:RefOrder>
+  </b:Source>
+  <b:Source>
+    <b:Tag>Cri18</b:Tag>
+    <b:SourceType>InternetSite</b:SourceType>
+    <b:Guid>{62AEEEF0-27EA-4743-80D9-F334A8C952AB}</b:Guid>
+    <b:Author>
+      <b:Author>
+        <b:NameList>
+          <b:Person>
+            <b:Last>Cristian Roberto Smulski</b:Last>
+            <b:First>Hermann</b:First>
+            <b:Middle>Eibel</b:Middle>
+          </b:Person>
+        </b:NameList>
+      </b:Author>
+    </b:Author>
+    <b:Title>BAFF and BAFF-Receptor in B Cell Selection and Survival</b:Title>
+    <b:InternetSiteTitle>PubMed</b:InternetSiteTitle>
+    <b:Year>2018</b:Year>
+    <b:Month>Oktober</b:Month>
+    <b:Day>08</b:Day>
+    <b:URL>https://pubmed.ncbi.nlm.nih.gov/30349534/</b:URL>
+    <b:RefOrder>16</b:RefOrder>
+  </b:Source>
+  <b:Source>
+    <b:Tag>Log24</b:Tag>
+    <b:SourceType>InternetSite</b:SourceType>
+    <b:Guid>{0ECDAFA1-C271-44B0-98F0-683BF8A1BC17}</b:Guid>
+    <b:Author>
+      <b:Author>
+        <b:NameList>
+          <b:Person>
+            <b:Last>Bauerle</b:Last>
+            <b:First>Logan</b:First>
+          </b:Person>
+        </b:NameList>
+      </b:Author>
+    </b:Author>
+    <b:Title>The Role of B Cell Activation State and Sex in Aryl Hydrocarbon</b:Title>
+    <b:InternetSiteTitle>UNCO</b:InternetSiteTitle>
+    <b:Year>2024</b:Year>
+    <b:Month>Mei</b:Month>
+    <b:Day>01</b:Day>
+    <b:URL>https://digscholarship.unco.edu/theses/304/</b:URL>
+    <b:RefOrder>12</b:RefOrder>
   </b:Source>
 </b:Sources>
 </file>
 
 <file path=customXml/itemProps1.xml><?xml version="1.0" encoding="utf-8"?>
-<ds:datastoreItem xmlns:ds="http://schemas.openxmlformats.org/officeDocument/2006/customXml" ds:itemID="{42D8CA1C-BAF9-427B-A3DE-EFBF7CA4418B}">
+<ds:datastoreItem xmlns:ds="http://schemas.openxmlformats.org/officeDocument/2006/customXml" ds:itemID="{22FB79B3-9D9D-4EAF-82DE-C835CE74A9F4}">
   <ds:schemaRefs>
     <ds:schemaRef ds:uri="http://schemas.openxmlformats.org/officeDocument/2006/bibliography"/>
   </ds:schemaRefs>
